--- a/plantillas/MODELO_PRINCIPAL.docx
+++ b/plantillas/MODELO_PRINCIPAL.docx
@@ -2832,7 +2832,7 @@
                 <w:sz w:val="22"/>
                 <w:szCs w:val="22"/>
               </w:rPr>
-              <w:t>Carlos Arley Barrios Aroca</w:t>
+              <w:t>Juan Camilo Monsalve Ruiz</w:t>
             </w:r>
           </w:p>
         </w:tc>

--- a/plantillas/MODELO_PRINCIPAL.docx
+++ b/plantillas/MODELO_PRINCIPAL.docx
@@ -2832,7 +2832,7 @@
                 <w:sz w:val="22"/>
                 <w:szCs w:val="22"/>
               </w:rPr>
-              <w:t>Juan Camilo Monsalve Ruiz</w:t>
+              <w:t>Carlos Arley Barrios Aroca</w:t>
             </w:r>
           </w:p>
         </w:tc>

--- a/plantillas/MODELO_PRINCIPAL.docx
+++ b/plantillas/MODELO_PRINCIPAL.docx
@@ -2895,7 +2895,7 @@
                 <w:sz w:val="22"/>
                 <w:szCs w:val="22"/>
               </w:rPr>
-              <w:t>Centro</w:t>
+              <w:t>Occidente</w:t>
             </w:r>
           </w:p>
         </w:tc>

--- a/plantillas/MODELO_PRINCIPAL.docx
+++ b/plantillas/MODELO_PRINCIPAL.docx
@@ -2895,7 +2895,7 @@
                 <w:sz w:val="22"/>
                 <w:szCs w:val="22"/>
               </w:rPr>
-              <w:t>Occidente</w:t>
+              <w:t>Centro</w:t>
             </w:r>
           </w:p>
         </w:tc>
